--- a/apps/api/src/assets/plantilla-acta-indumentaria-cda.docx
+++ b/apps/api/src/assets/plantilla-acta-indumentaria-cda.docx
@@ -1090,7 +1090,7 @@
         <w:sz w:val="24"/>
         <w:szCs w:val="24"/>
       </w:rPr>
-      <w:t xml:space="preserve">UNIDAD PROVINCIAL DE SEGURIDAD INFORMÁTICA </w:t>
+      <w:t xml:space="preserve">Unidad Provincial de Seguridad Informática y Proyectos Tecnológicos Electorales de Imbabura</w:t>
     </w:r>
   </w:p>
   <w:p>

--- a/apps/api/src/assets/plantilla-acta-indumentaria-cda.docx
+++ b/apps/api/src/assets/plantilla-acta-indumentaria-cda.docx
@@ -291,7 +291,7 @@
           <w:sz w:val="24"/>
           <w:szCs w:val="24"/>
         </w:rPr>
-        <w:t>OPERADOR CDA</w:t>
+        <w:t>{operadorCargo}</w:t>
       </w:r>
     </w:p>
     <w:p>
@@ -934,7 +934,7 @@
                 <w:szCs w:val="24"/>
                 <w:lang w:val="es-ES"/>
               </w:rPr>
-              <w:t>OPERADOR CDA</w:t>
+              <w:t>{operadorCargo}</w:t>
             </w:r>
           </w:p>
         </w:tc>
